--- a/задание_проектно-технологическая.docx
+++ b/задание_проектно-технологическая.docx
@@ -344,25 +344,7 @@
           <w:sz w:val="22"/>
           <w:szCs w:val="22"/>
         </w:rPr>
-        <w:t xml:space="preserve">Зав. кафедрой  </w:t>
-      </w:r>
-      <w:proofErr w:type="spellStart"/>
-      <w:r>
-        <w:rPr>
-          <w:color w:val="000000"/>
-          <w:sz w:val="22"/>
-          <w:szCs w:val="22"/>
-        </w:rPr>
-        <w:t>д.п.н</w:t>
-      </w:r>
-      <w:proofErr w:type="spellEnd"/>
-      <w:r>
-        <w:rPr>
-          <w:color w:val="000000"/>
-          <w:sz w:val="22"/>
-          <w:szCs w:val="22"/>
-        </w:rPr>
-        <w:t>., проф.</w:t>
+        <w:t>Зав. кафедрой  д.п.н., проф.</w:t>
       </w:r>
     </w:p>
     <w:p>
@@ -410,7 +392,6 @@
           <w:szCs w:val="22"/>
         </w:rPr>
       </w:pPr>
-      <w:proofErr w:type="spellStart"/>
       <w:r>
         <w:rPr>
           <w:color w:val="000000"/>
@@ -419,7 +400,6 @@
         </w:rPr>
         <w:t>Е.З.Власова</w:t>
       </w:r>
-      <w:proofErr w:type="spellEnd"/>
     </w:p>
     <w:p>
       <w:pPr>
@@ -713,23 +693,13 @@
         </w:rPr>
         <w:t xml:space="preserve">                                              </w:t>
       </w:r>
-      <w:proofErr w:type="spellStart"/>
       <w:r>
         <w:rPr>
           <w:sz w:val="22"/>
           <w:szCs w:val="22"/>
           <w:u w:val="single"/>
         </w:rPr>
-        <w:t>Хубларяна</w:t>
-      </w:r>
-      <w:proofErr w:type="spellEnd"/>
-      <w:r>
-        <w:rPr>
-          <w:sz w:val="22"/>
-          <w:szCs w:val="22"/>
-          <w:u w:val="single"/>
-        </w:rPr>
-        <w:t xml:space="preserve"> Эдуард</w:t>
+        <w:t>Хубларяна Эдуард</w:t>
       </w:r>
       <w:r>
         <w:rPr>
@@ -846,23 +816,7 @@
           <w:sz w:val="22"/>
           <w:szCs w:val="22"/>
         </w:rPr>
-        <w:t xml:space="preserve">Утверждено </w:t>
-      </w:r>
-      <w:proofErr w:type="gramStart"/>
-      <w:r>
-        <w:rPr>
-          <w:sz w:val="22"/>
-          <w:szCs w:val="22"/>
-        </w:rPr>
-        <w:t>приказом  ФГБОУ</w:t>
-      </w:r>
-      <w:proofErr w:type="gramEnd"/>
-      <w:r>
-        <w:rPr>
-          <w:sz w:val="22"/>
-          <w:szCs w:val="22"/>
-        </w:rPr>
-        <w:t xml:space="preserve"> ВО «РГПУ им. А. И. Герцена»</w:t>
+        <w:t>Утверждено приказом  ФГБОУ ВО «РГПУ им. А. И. Герцена»</w:t>
       </w:r>
       <w:r>
         <w:rPr>
@@ -906,7 +860,6 @@
         </w:rPr>
         <w:t xml:space="preserve">сентября </w:t>
       </w:r>
-      <w:proofErr w:type="gramStart"/>
       <w:r>
         <w:rPr>
           <w:sz w:val="22"/>
@@ -928,7 +881,6 @@
         </w:rPr>
         <w:t xml:space="preserve">  г.</w:t>
       </w:r>
-      <w:proofErr w:type="gramEnd"/>
     </w:p>
     <w:p>
       <w:pPr>
@@ -1520,21 +1472,7 @@
               <w:rPr>
                 <w:color w:val="000000"/>
               </w:rPr>
-              <w:t xml:space="preserve">функции (создание проекта, кодирование, форматирование кода, отладка, запуск, компиляция, </w:t>
-            </w:r>
-            <w:proofErr w:type="spellStart"/>
-            <w:r>
-              <w:rPr>
-                <w:color w:val="000000"/>
-              </w:rPr>
-              <w:t>версионирование</w:t>
-            </w:r>
-            <w:proofErr w:type="spellEnd"/>
-            <w:r>
-              <w:rPr>
-                <w:color w:val="000000"/>
-              </w:rPr>
-              <w:t xml:space="preserve">, публикация в </w:t>
+              <w:t xml:space="preserve">функции (создание проекта, кодирование, форматирование кода, отладка, запуск, компиляция, версионирование, публикация в </w:t>
             </w:r>
             <w:r>
               <w:rPr>
@@ -1631,8 +1569,18 @@
                 <w:color w:val="000000"/>
                 <w:sz w:val="20"/>
                 <w:szCs w:val="20"/>
-              </w:rPr>
-            </w:pPr>
+                <w:lang w:val="en-US"/>
+              </w:rPr>
+            </w:pPr>
+            <w:r>
+              <w:rPr>
+                <w:color w:val="000000"/>
+                <w:sz w:val="20"/>
+                <w:szCs w:val="20"/>
+                <w:lang w:val="en-US"/>
+              </w:rPr>
+              <w:t>02.09.2026</w:t>
+            </w:r>
           </w:p>
         </w:tc>
         <w:tc>
@@ -1798,8 +1746,18 @@
                 <w:color w:val="000000"/>
                 <w:sz w:val="20"/>
                 <w:szCs w:val="20"/>
-              </w:rPr>
-            </w:pPr>
+                <w:lang w:val="en-US"/>
+              </w:rPr>
+            </w:pPr>
+            <w:r>
+              <w:rPr>
+                <w:color w:val="000000"/>
+                <w:sz w:val="20"/>
+                <w:szCs w:val="20"/>
+                <w:lang w:val="en-US"/>
+              </w:rPr>
+              <w:t>05.09.2026</w:t>
+            </w:r>
           </w:p>
         </w:tc>
         <w:tc>
@@ -1919,13 +1877,11 @@
               </w:pBdr>
               <w:rPr>
                 <w:color w:val="000000"/>
-                <w:lang/>
-              </w:rPr>
-            </w:pPr>
-            <w:r>
-              <w:rPr>
-                <w:color w:val="000000"/>
-                <w:lang/>
+              </w:rPr>
+            </w:pPr>
+            <w:r>
+              <w:rPr>
+                <w:color w:val="000000"/>
               </w:rPr>
               <w:t xml:space="preserve">Текстовый документ (опубликовать в электронном портфолио, </w:t>
             </w:r>
@@ -1945,7 +1901,6 @@
             <w:r>
               <w:rPr>
                 <w:color w:val="000000"/>
-                <w:lang/>
               </w:rPr>
               <w:t>)</w:t>
             </w:r>
@@ -1966,7 +1921,6 @@
                 <w:sz w:val="22"/>
                 <w:szCs w:val="22"/>
                 <w:highlight w:val="red"/>
-                <w:lang/>
               </w:rPr>
             </w:pPr>
           </w:p>
@@ -1997,8 +1951,27 @@
                 <w:sz w:val="20"/>
                 <w:szCs w:val="20"/>
                 <w:highlight w:val="red"/>
-              </w:rPr>
-            </w:pPr>
+                <w:lang w:val="en-US"/>
+              </w:rPr>
+            </w:pPr>
+            <w:r>
+              <w:rPr>
+                <w:color w:val="000000"/>
+                <w:sz w:val="20"/>
+                <w:szCs w:val="20"/>
+                <w:lang w:val="en-US"/>
+              </w:rPr>
+              <w:t>0</w:t>
+            </w:r>
+            <w:r>
+              <w:rPr>
+                <w:color w:val="000000"/>
+                <w:sz w:val="20"/>
+                <w:szCs w:val="20"/>
+                <w:lang w:val="en-US"/>
+              </w:rPr>
+              <w:t>9.09.2026</w:t>
+            </w:r>
           </w:p>
         </w:tc>
         <w:tc>
@@ -2323,23 +2296,7 @@
               <w:t xml:space="preserve">2.1. </w:t>
             </w:r>
             <w:r>
-              <w:t>Исследовать возможности одного из популярных сервисов для разработчиков (</w:t>
-            </w:r>
-            <w:proofErr w:type="spellStart"/>
-            <w:r>
-              <w:t>GitHub</w:t>
-            </w:r>
-            <w:proofErr w:type="spellEnd"/>
-            <w:r>
-              <w:t xml:space="preserve">, </w:t>
-            </w:r>
-            <w:proofErr w:type="spellStart"/>
-            <w:r>
-              <w:t>GitLab</w:t>
-            </w:r>
-            <w:proofErr w:type="spellEnd"/>
-            <w:r>
-              <w:t>) для управления временем (тайм-менеджмента) в контексте задач разработчика.</w:t>
+              <w:t>Исследовать возможности одного из популярных сервисов для разработчиков (GitHub, GitLab) для управления временем (тайм-менеджмента) в контексте задач разработчика.</w:t>
             </w:r>
           </w:p>
           <w:p>
@@ -2470,8 +2427,18 @@
                 <w:color w:val="000000"/>
                 <w:sz w:val="20"/>
                 <w:szCs w:val="20"/>
-              </w:rPr>
-            </w:pPr>
+                <w:lang w:val="en-US"/>
+              </w:rPr>
+            </w:pPr>
+            <w:r>
+              <w:rPr>
+                <w:color w:val="000000"/>
+                <w:sz w:val="20"/>
+                <w:szCs w:val="20"/>
+                <w:lang w:val="en-US"/>
+              </w:rPr>
+              <w:t>12.09.2026</w:t>
+            </w:r>
           </w:p>
         </w:tc>
         <w:tc>
@@ -2711,35 +2678,7 @@
               <w:rPr>
                 <w:color w:val="000000"/>
               </w:rPr>
-              <w:t xml:space="preserve">, необходимо настроить и развернуть среду программирования на языке </w:t>
-            </w:r>
-            <w:proofErr w:type="spellStart"/>
-            <w:r>
-              <w:rPr>
-                <w:color w:val="000000"/>
-              </w:rPr>
-              <w:t>Julia</w:t>
-            </w:r>
-            <w:proofErr w:type="spellEnd"/>
-            <w:r>
-              <w:rPr>
-                <w:color w:val="000000"/>
-              </w:rPr>
-              <w:t xml:space="preserve"> с использованием интегрированной среды разработки Visual Studio Code. После этого, используя доступные открытые источники и научные статьи, разработайте решение одной из научных задач, аналогичной той, что была продемонстрирована в </w:t>
-            </w:r>
-            <w:proofErr w:type="spellStart"/>
-            <w:r>
-              <w:rPr>
-                <w:color w:val="000000"/>
-              </w:rPr>
-              <w:t>скринкасте</w:t>
-            </w:r>
-            <w:proofErr w:type="spellEnd"/>
-            <w:r>
-              <w:rPr>
-                <w:color w:val="000000"/>
-              </w:rPr>
-              <w:t>.</w:t>
+              <w:t>, необходимо настроить и развернуть среду программирования на языке Julia с использованием интегрированной среды разработки Visual Studio Code. После этого, используя доступные открытые источники и научные статьи, разработайте решение одной из научных задач, аналогичной той, что была продемонстрирована в скринкасте.</w:t>
             </w:r>
           </w:p>
           <w:p>
@@ -2775,21 +2714,7 @@
               <w:rPr>
                 <w:color w:val="000000"/>
               </w:rPr>
-              <w:t xml:space="preserve">Составьте подборку материалов, включающую аннотированные статьи и ресурсы по языку программирования </w:t>
-            </w:r>
-            <w:proofErr w:type="spellStart"/>
-            <w:r>
-              <w:rPr>
-                <w:color w:val="000000"/>
-              </w:rPr>
-              <w:t>Julia</w:t>
-            </w:r>
-            <w:proofErr w:type="spellEnd"/>
-            <w:r>
-              <w:rPr>
-                <w:color w:val="000000"/>
-              </w:rPr>
-              <w:t>, а также примеры решения различных задач на этом языке. В подборку должны быть включены выдержки из кода (борды) с соответствующими комментариями и пояснениями.</w:t>
+              <w:t>Составьте подборку материалов, включающую аннотированные статьи и ресурсы по языку программирования Julia, а также примеры решения различных задач на этом языке. В подборку должны быть включены выдержки из кода (борды) с соответствующими комментариями и пояснениями.</w:t>
             </w:r>
             <w:r>
               <w:rPr>
@@ -2831,14 +2756,12 @@
             <w:r>
               <w:t xml:space="preserve">Текстовый отчет в виде </w:t>
             </w:r>
-            <w:proofErr w:type="spellStart"/>
             <w:r>
               <w:rPr>
                 <w:lang w:val="en-US"/>
               </w:rPr>
               <w:t>ipynb</w:t>
             </w:r>
-            <w:proofErr w:type="spellEnd"/>
             <w:r>
               <w:t>-</w:t>
             </w:r>
@@ -2855,14 +2778,12 @@
             <w:r>
               <w:t>(</w:t>
             </w:r>
-            <w:proofErr w:type="spellStart"/>
             <w:r>
               <w:rPr>
                 <w:lang w:val="en-US"/>
               </w:rPr>
               <w:t>Jupyter</w:t>
             </w:r>
-            <w:proofErr w:type="spellEnd"/>
             <w:r>
               <w:t xml:space="preserve"> </w:t>
             </w:r>
@@ -3077,8 +2998,18 @@
                 <w:color w:val="000000"/>
                 <w:sz w:val="20"/>
                 <w:szCs w:val="20"/>
-              </w:rPr>
-            </w:pPr>
+                <w:lang w:val="en-US"/>
+              </w:rPr>
+            </w:pPr>
+            <w:r>
+              <w:rPr>
+                <w:color w:val="000000"/>
+                <w:sz w:val="20"/>
+                <w:szCs w:val="20"/>
+                <w:lang w:val="en-US"/>
+              </w:rPr>
+              <w:t>16.09.2026</w:t>
+            </w:r>
           </w:p>
         </w:tc>
         <w:tc>
@@ -3311,13 +3242,8 @@
             <w:r>
               <w:t xml:space="preserve"> </w:t>
             </w:r>
-            <w:proofErr w:type="spellStart"/>
-            <w:r>
-              <w:t>GitHub</w:t>
-            </w:r>
-            <w:proofErr w:type="spellEnd"/>
-            <w:r>
-              <w:t xml:space="preserve"> Desktop</w:t>
+            <w:r>
+              <w:t>GitHub Desktop</w:t>
             </w:r>
           </w:p>
           <w:p>
@@ -3351,11 +3277,9 @@
               <w:lastRenderedPageBreak/>
               <w:t xml:space="preserve">2.3. </w:t>
             </w:r>
-            <w:proofErr w:type="spellStart"/>
             <w:r>
               <w:t>Sourcetree</w:t>
             </w:r>
-            <w:proofErr w:type="spellEnd"/>
           </w:p>
           <w:p>
             <w:pPr>
@@ -3387,11 +3311,9 @@
             <w:r>
               <w:t xml:space="preserve">2.3. </w:t>
             </w:r>
-            <w:proofErr w:type="spellStart"/>
             <w:r>
               <w:t>GitKraken</w:t>
             </w:r>
-            <w:proofErr w:type="spellEnd"/>
           </w:p>
           <w:p>
             <w:pPr>
@@ -3424,15 +3346,7 @@
               <w:t xml:space="preserve">2.3. </w:t>
             </w:r>
             <w:r>
-              <w:t xml:space="preserve">Терминал (Terminal) или Командная строка (или Command Shell </w:t>
-            </w:r>
-            <w:proofErr w:type="spellStart"/>
-            <w:r>
-              <w:t>Git</w:t>
-            </w:r>
-            <w:proofErr w:type="spellEnd"/>
-            <w:r>
-              <w:t>)</w:t>
+              <w:t>Терминал (Terminal) или Командная строка (или Command Shell Git)</w:t>
             </w:r>
           </w:p>
           <w:p>
@@ -3493,13 +3407,11 @@
               </w:pBdr>
               <w:rPr>
                 <w:color w:val="000000"/>
-                <w:lang/>
-              </w:rPr>
-            </w:pPr>
-            <w:r>
-              <w:rPr>
-                <w:color w:val="000000"/>
-                <w:lang/>
+              </w:rPr>
+            </w:pPr>
+            <w:r>
+              <w:rPr>
+                <w:color w:val="000000"/>
               </w:rPr>
               <w:lastRenderedPageBreak/>
               <w:t xml:space="preserve">Скринкаст или текстовый </w:t>
@@ -3513,7 +3425,6 @@
             <w:r>
               <w:rPr>
                 <w:color w:val="000000"/>
-                <w:lang/>
               </w:rPr>
               <w:t xml:space="preserve"> с демонстрацией выполненных действий и комментариями по их выполнению</w:t>
             </w:r>
@@ -3584,8 +3495,19 @@
                 <w:color w:val="000000"/>
                 <w:sz w:val="20"/>
                 <w:szCs w:val="20"/>
-              </w:rPr>
-            </w:pPr>
+                <w:lang w:val="en-US"/>
+              </w:rPr>
+            </w:pPr>
+            <w:r>
+              <w:rPr>
+                <w:color w:val="000000"/>
+                <w:sz w:val="20"/>
+                <w:szCs w:val="20"/>
+                <w:lang w:val="en-US"/>
+              </w:rPr>
+              <w:lastRenderedPageBreak/>
+              <w:t>21.09.2026</w:t>
+            </w:r>
           </w:p>
         </w:tc>
         <w:tc>
@@ -3971,15 +3893,7 @@
               </w:tabs>
             </w:pPr>
             <w:r>
-              <w:t xml:space="preserve">Веб-портфолио формируется как </w:t>
-            </w:r>
-            <w:proofErr w:type="spellStart"/>
-            <w:r>
-              <w:t>Git</w:t>
-            </w:r>
-            <w:proofErr w:type="spellEnd"/>
-            <w:r>
-              <w:t xml:space="preserve">-репозиторий и содержит все загруженные в него результаты выполнения заданий, включая слайды. Пример репозитория: </w:t>
+              <w:t xml:space="preserve">Веб-портфолио формируется как Git-репозиторий и содержит все загруженные в него результаты выполнения заданий, включая слайды. Пример репозитория: </w:t>
             </w:r>
             <w:hyperlink r:id="rId5">
               <w:r>
@@ -4013,15 +3927,7 @@
               </w:rPr>
             </w:pPr>
             <w:r>
-              <w:t xml:space="preserve">Ссылка на репозиторий дублируется в курсе </w:t>
-            </w:r>
-            <w:proofErr w:type="spellStart"/>
-            <w:r>
-              <w:t>Moodle</w:t>
-            </w:r>
-            <w:proofErr w:type="spellEnd"/>
-            <w:r>
-              <w:t xml:space="preserve"> </w:t>
+              <w:t xml:space="preserve">Ссылка на репозиторий дублируется в курсе Moodle </w:t>
             </w:r>
             <w:r>
               <w:rPr>
@@ -4127,8 +4033,18 @@
                 <w:color w:val="000000"/>
                 <w:sz w:val="20"/>
                 <w:szCs w:val="20"/>
-              </w:rPr>
-            </w:pPr>
+                <w:lang w:val="en-US"/>
+              </w:rPr>
+            </w:pPr>
+            <w:r>
+              <w:rPr>
+                <w:color w:val="000000"/>
+                <w:sz w:val="20"/>
+                <w:szCs w:val="20"/>
+                <w:lang w:val="en-US"/>
+              </w:rPr>
+              <w:t>25.09.2026</w:t>
+            </w:r>
           </w:p>
         </w:tc>
         <w:tc>
